--- a/docs/Platform_Update_Proximate_21_July_2026.docx
+++ b/docs/Platform_Update_Proximate_21_July_2026.docx
@@ -1163,7 +1163,7 @@
                 <w:sz w:val="18"/>
                 <w:szCs w:val="18"/>
               </w:rPr>
-              <w:t xml:space="preserve">Half right. Domains can now be added from the command line — that is how both Saxansaxo domains were registered on 21 July. Removing a domain still appears to need the dashboard, so the old-domain cleanup task itself is unchanged; only the stated reason was too broad.</w:t>
+              <w:t xml:space="preserve">Half right. Adding a domain from the command line does work — confirmed on 21 July. Removing one still appears to need the dashboard, so the old-domain cleanup task itself is unchanged; only the stated reason was too broad.</w:t>
             </w:r>
           </w:p>
         </w:tc>

--- a/docs/Platform_Update_Proximate_21_July_2026.docx
+++ b/docs/Platform_Update_Proximate_21_July_2026.docx
@@ -20,7 +20,7 @@
     </w:p>
     <w:p>
       <w:pPr>
-        <w:spacing w:after="200" w:before="90"/>
+        <w:spacing w:after="60" w:before="90"/>
       </w:pPr>
       <w:r>
         <w:rPr>
@@ -34,6 +34,22 @@
     </w:p>
     <w:p>
       <w:pPr>
+        <w:spacing w:after="200" w:before="90"/>
+      </w:pPr>
+      <w:r>
+        <w:rPr>
+          <w:rFonts w:ascii="Arial" w:cs="Arial" w:eastAsia="Arial" w:hAnsi="Arial"/>
+          <w:i/>
+          <w:iCs/>
+          <w:color w:val="6B655F"/>
+          <w:sz w:val="20"/>
+          <w:szCs w:val="20"/>
+        </w:rPr>
+        <w:t xml:space="preserve">This is the current picture and replaces the 20 July update. You do not need to read that one alongside this — everything still open is written out in full below.</w:t>
+      </w:r>
+    </w:p>
+    <w:p>
+      <w:pPr>
         <w:pStyle w:val="Heading1"/>
       </w:pPr>
       <w:r>
@@ -51,7 +67,7 @@
           <w:sz w:val="21"/>
           <w:szCs w:val="21"/>
         </w:rPr>
-        <w:t xml:space="preserve">Today was mostly documentation rather than features, and that is deliberate — the screens the UAT pack is keyed to stay frozen while testing runs. One incorrect label was corrected; nothing else about the English console changed, so the test pack and QA scripts remain valid.</w:t>
+        <w:t xml:space="preserve">Since yesterday the work has been mostly documentation rather than features, and that is deliberate — the screens the UAT pack is keyed to stay frozen while testing runs. One incorrect label was corrected; nothing else about the English console changed, so the test pack and QA scripts remain valid.</w:t>
       </w:r>
     </w:p>
     <w:p>
@@ -65,7 +81,7 @@
           <w:sz w:val="21"/>
           <w:szCs w:val="21"/>
         </w:rPr>
-        <w:t xml:space="preserve">Five documents were produced: a walkthrough for the UAT, a guide for the people who run the fund, one for donors, one for partners in English and Arabic, and an operations runbook. Writing them meant auditing the live system closely, and that audit turned up two things nobody had noticed. One of them needs an action from IT this week: outbound email has never actually been configured, and the failure is silent.</w:t>
+        <w:t xml:space="preserve">Five documents were produced: a walkthrough for the UAT, a guide for the people who run the fund, one for donors, one for partners in English and Arabic, and an operations runbook. Writing them meant auditing the live system closely, and that audit turned up two things nobody had noticed. One needs an action from IT this week: outbound email has never actually been configured, and the failure is silent.</w:t>
       </w:r>
     </w:p>
     <w:p>
@@ -73,7 +89,7 @@
         <w:pStyle w:val="Heading1"/>
       </w:pPr>
       <w:r>
-        <w:t xml:space="preserve">What shipped</w:t>
+        <w:t xml:space="preserve">What shipped since yesterday</w:t>
       </w:r>
     </w:p>
     <w:p>
@@ -909,7 +925,7 @@
           <w:sz w:val="21"/>
           <w:szCs w:val="21"/>
         </w:rPr>
-        <w:t xml:space="preserve">The automated gate — now 117 checks, up from 98 in the last update as the suite has grown — passed before each deployment.</w:t>
+        <w:t xml:space="preserve">The automated gate — 117 checks — passed before each deployment.</w:t>
       </w:r>
     </w:p>
     <w:p>
@@ -993,7 +1009,7 @@
         <w:pStyle w:val="Heading1"/>
       </w:pPr>
       <w:r>
-        <w:t xml:space="preserve">Corrections to the 20 July update</w:t>
+        <w:t xml:space="preserve">Everything currently outstanding</w:t>
       </w:r>
     </w:p>
     <w:p>
@@ -1007,252 +1023,7 @@
           <w:sz w:val="21"/>
           <w:szCs w:val="21"/>
         </w:rPr>
-        <w:t xml:space="preserve">Two things in the previous update no longer hold. Flagging them rather than quietly reissuing the document.</w:t>
-      </w:r>
-    </w:p>
-    <w:p>
-      <w:pPr>
-        <w:spacing w:after="60" w:before="0"/>
-      </w:pPr>
-    </w:p>
-    <w:tbl>
-      <w:tblPr>
-        <w:tblW w:type="dxa" w:w="9360"/>
-        <w:tblBorders>
-          <w:top w:val="single" w:color="auto" w:sz="4"/>
-          <w:left w:val="single" w:color="auto" w:sz="4"/>
-          <w:bottom w:val="single" w:color="auto" w:sz="4"/>
-          <w:right w:val="single" w:color="auto" w:sz="4"/>
-          <w:insideH w:val="single" w:color="auto" w:sz="4"/>
-          <w:insideV w:val="single" w:color="auto" w:sz="4"/>
-        </w:tblBorders>
-      </w:tblPr>
-      <w:tblGrid>
-        <w:gridCol w:w="4200"/>
-        <w:gridCol w:w="5160"/>
-      </w:tblGrid>
-      <w:tr>
-        <w:trPr>
-          <w:tblHeader/>
-        </w:trPr>
-        <w:tc>
-          <w:tcPr>
-            <w:tcW w:type="dxa" w:w="4200"/>
-            <w:tcBorders>
-              <w:top w:val="single" w:color="D8CCBC" w:sz="1"/>
-              <w:left w:val="single" w:color="D8CCBC" w:sz="1"/>
-              <w:bottom w:val="single" w:color="D8CCBC" w:sz="1"/>
-              <w:right w:val="single" w:color="D8CCBC" w:sz="1"/>
-            </w:tcBorders>
-            <w:shd w:fill="F4E8DC" w:val="clear"/>
-            <w:tcMar>
-              <w:top w:type="dxa" w:w="70"/>
-              <w:left w:type="dxa" w:w="110"/>
-              <w:bottom w:type="dxa" w:w="70"/>
-              <w:right w:type="dxa" w:w="110"/>
-            </w:tcMar>
-          </w:tcPr>
-          <w:p>
-            <w:pPr>
-              <w:spacing w:after="20" w:before="20"/>
-            </w:pPr>
-            <w:r>
-              <w:rPr>
-                <w:rFonts w:ascii="Arial" w:cs="Arial" w:eastAsia="Arial" w:hAnsi="Arial"/>
-                <w:b/>
-                <w:bCs/>
-                <w:color w:val="1A1410"/>
-                <w:sz w:val="18"/>
-                <w:szCs w:val="18"/>
-              </w:rPr>
-              <w:t xml:space="preserve">It said</w:t>
-            </w:r>
-          </w:p>
-        </w:tc>
-        <w:tc>
-          <w:tcPr>
-            <w:tcW w:type="dxa" w:w="5160"/>
-            <w:tcBorders>
-              <w:top w:val="single" w:color="D8CCBC" w:sz="1"/>
-              <w:left w:val="single" w:color="D8CCBC" w:sz="1"/>
-              <w:bottom w:val="single" w:color="D8CCBC" w:sz="1"/>
-              <w:right w:val="single" w:color="D8CCBC" w:sz="1"/>
-            </w:tcBorders>
-            <w:shd w:fill="F4E8DC" w:val="clear"/>
-            <w:tcMar>
-              <w:top w:type="dxa" w:w="70"/>
-              <w:left w:type="dxa" w:w="110"/>
-              <w:bottom w:type="dxa" w:w="70"/>
-              <w:right w:type="dxa" w:w="110"/>
-            </w:tcMar>
-          </w:tcPr>
-          <w:p>
-            <w:pPr>
-              <w:spacing w:after="20" w:before="20"/>
-            </w:pPr>
-            <w:r>
-              <w:rPr>
-                <w:rFonts w:ascii="Arial" w:cs="Arial" w:eastAsia="Arial" w:hAnsi="Arial"/>
-                <w:b/>
-                <w:bCs/>
-                <w:color w:val="1A1410"/>
-                <w:sz w:val="18"/>
-                <w:szCs w:val="18"/>
-              </w:rPr>
-              <w:t xml:space="preserve">Actually</w:t>
-            </w:r>
-          </w:p>
-        </w:tc>
-      </w:tr>
-      <w:tr>
-        <w:tc>
-          <w:tcPr>
-            <w:tcW w:type="dxa" w:w="4200"/>
-            <w:tcBorders>
-              <w:top w:val="single" w:color="D8CCBC" w:sz="1"/>
-              <w:left w:val="single" w:color="D8CCBC" w:sz="1"/>
-              <w:bottom w:val="single" w:color="D8CCBC" w:sz="1"/>
-              <w:right w:val="single" w:color="D8CCBC" w:sz="1"/>
-            </w:tcBorders>
-            <w:tcMar>
-              <w:top w:type="dxa" w:w="70"/>
-              <w:left w:type="dxa" w:w="110"/>
-              <w:bottom w:type="dxa" w:w="70"/>
-              <w:right w:type="dxa" w:w="110"/>
-            </w:tcMar>
-          </w:tcPr>
-          <w:p>
-            <w:pPr>
-              <w:spacing w:after="20" w:before="20"/>
-            </w:pPr>
-            <w:r>
-              <w:rPr>
-                <w:rFonts w:ascii="Arial" w:cs="Arial" w:eastAsia="Arial" w:hAnsi="Arial"/>
-                <w:color w:val="1A1410"/>
-                <w:sz w:val="18"/>
-                <w:szCs w:val="18"/>
-              </w:rPr>
-              <w:t xml:space="preserve">“The CLI cannot manage domains, so this is dashboard-only.”</w:t>
-            </w:r>
-          </w:p>
-        </w:tc>
-        <w:tc>
-          <w:tcPr>
-            <w:tcW w:type="dxa" w:w="5160"/>
-            <w:tcBorders>
-              <w:top w:val="single" w:color="D8CCBC" w:sz="1"/>
-              <w:left w:val="single" w:color="D8CCBC" w:sz="1"/>
-              <w:bottom w:val="single" w:color="D8CCBC" w:sz="1"/>
-              <w:right w:val="single" w:color="D8CCBC" w:sz="1"/>
-            </w:tcBorders>
-            <w:tcMar>
-              <w:top w:type="dxa" w:w="70"/>
-              <w:left w:type="dxa" w:w="110"/>
-              <w:bottom w:type="dxa" w:w="70"/>
-              <w:right w:type="dxa" w:w="110"/>
-            </w:tcMar>
-          </w:tcPr>
-          <w:p>
-            <w:pPr>
-              <w:spacing w:after="20" w:before="20"/>
-            </w:pPr>
-            <w:r>
-              <w:rPr>
-                <w:rFonts w:ascii="Arial" w:cs="Arial" w:eastAsia="Arial" w:hAnsi="Arial"/>
-                <w:color w:val="1A1410"/>
-                <w:sz w:val="18"/>
-                <w:szCs w:val="18"/>
-              </w:rPr>
-              <w:t xml:space="preserve">Half right. Adding a domain from the command line does work — confirmed on 21 July. Removing one still appears to need the dashboard, so the old-domain cleanup task itself is unchanged; only the stated reason was too broad.</w:t>
-            </w:r>
-          </w:p>
-        </w:tc>
-      </w:tr>
-      <w:tr>
-        <w:tc>
-          <w:tcPr>
-            <w:tcW w:type="dxa" w:w="4200"/>
-            <w:tcBorders>
-              <w:top w:val="single" w:color="D8CCBC" w:sz="1"/>
-              <w:left w:val="single" w:color="D8CCBC" w:sz="1"/>
-              <w:bottom w:val="single" w:color="D8CCBC" w:sz="1"/>
-              <w:right w:val="single" w:color="D8CCBC" w:sz="1"/>
-            </w:tcBorders>
-            <w:tcMar>
-              <w:top w:type="dxa" w:w="70"/>
-              <w:left w:type="dxa" w:w="110"/>
-              <w:bottom w:type="dxa" w:w="70"/>
-              <w:right w:type="dxa" w:w="110"/>
-            </w:tcMar>
-          </w:tcPr>
-          <w:p>
-            <w:pPr>
-              <w:spacing w:after="20" w:before="20"/>
-            </w:pPr>
-            <w:r>
-              <w:rPr>
-                <w:rFonts w:ascii="Arial" w:cs="Arial" w:eastAsia="Arial" w:hAnsi="Arial"/>
-                <w:color w:val="1A1410"/>
-                <w:sz w:val="18"/>
-                <w:szCs w:val="18"/>
-              </w:rPr>
-              <w:t xml:space="preserve">“Full regression gate (98 automated checks).”</w:t>
-            </w:r>
-          </w:p>
-        </w:tc>
-        <w:tc>
-          <w:tcPr>
-            <w:tcW w:type="dxa" w:w="5160"/>
-            <w:tcBorders>
-              <w:top w:val="single" w:color="D8CCBC" w:sz="1"/>
-              <w:left w:val="single" w:color="D8CCBC" w:sz="1"/>
-              <w:bottom w:val="single" w:color="D8CCBC" w:sz="1"/>
-              <w:right w:val="single" w:color="D8CCBC" w:sz="1"/>
-            </w:tcBorders>
-            <w:tcMar>
-              <w:top w:type="dxa" w:w="70"/>
-              <w:left w:type="dxa" w:w="110"/>
-              <w:bottom w:type="dxa" w:w="70"/>
-              <w:right w:type="dxa" w:w="110"/>
-            </w:tcMar>
-          </w:tcPr>
-          <w:p>
-            <w:pPr>
-              <w:spacing w:after="20" w:before="20"/>
-            </w:pPr>
-            <w:r>
-              <w:rPr>
-                <w:rFonts w:ascii="Arial" w:cs="Arial" w:eastAsia="Arial" w:hAnsi="Arial"/>
-                <w:color w:val="1A1410"/>
-                <w:sz w:val="18"/>
-                <w:szCs w:val="18"/>
-              </w:rPr>
-              <w:t xml:space="preserve">That was accurate for the 20 July deployments. The suite has since grown to 117 checks. If you are quoting a current figure, use 117.</w:t>
-            </w:r>
-          </w:p>
-        </w:tc>
-      </w:tr>
-    </w:tbl>
-    <w:p>
-      <w:pPr>
-        <w:pStyle w:val="Heading1"/>
-      </w:pPr>
-      <w:r>
-        <w:t xml:space="preserve">Outstanding operational items</w:t>
-      </w:r>
-    </w:p>
-    <w:p>
-      <w:pPr>
-        <w:spacing w:after="90" w:before="90"/>
-      </w:pPr>
-      <w:r>
-        <w:rPr>
-          <w:rFonts w:ascii="Arial" w:cs="Arial" w:eastAsia="Arial" w:hAnsi="Arial"/>
-          <w:color w:val="1A1410"/>
-          <w:sz w:val="21"/>
-          <w:szCs w:val="21"/>
-        </w:rPr>
-        <w:t xml:space="preserve">Things that need a person rather than code. New items first, then those carried over unchanged from 20 July.</w:t>
+        <w:t xml:space="preserve">The complete list as it stands today — things that need a person rather than code. Nothing here depends on any earlier update; each row is written out in full.</w:t>
       </w:r>
     </w:p>
     <w:p>
@@ -1412,7 +1183,7 @@
                 <w:sz w:val="18"/>
                 <w:szCs w:val="18"/>
               </w:rPr>
-              <w:t xml:space="preserve">NEW — Email provider</w:t>
+              <w:t xml:space="preserve">Email provider</w:t>
             </w:r>
           </w:p>
         </w:tc>
@@ -1507,7 +1278,7 @@
                 <w:sz w:val="18"/>
                 <w:szCs w:val="18"/>
               </w:rPr>
-              <w:t xml:space="preserve">NEW — Arabic partner guide review</w:t>
+              <w:t xml:space="preserve">Arabic partner guide review</w:t>
             </w:r>
           </w:p>
         </w:tc>
@@ -1569,7 +1340,7 @@
                 <w:sz w:val="18"/>
                 <w:szCs w:val="18"/>
               </w:rPr>
-              <w:t xml:space="preserve">The Arabic partner guide was machine-authored and carries a banner saying it is not cleared for distribution. A native Arabic speaker should read it through, then the banner comes off. Do not circulate it before that.</w:t>
+              <w:t xml:space="preserve">The Arabic partner guide was machine-authored and carries a banner saying it is not cleared for distribution. A native Arabic speaker should read it through, then the banner comes off. Please do not circulate it before that.</w:t>
             </w:r>
           </w:p>
         </w:tc>
@@ -1602,7 +1373,7 @@
                 <w:sz w:val="18"/>
                 <w:szCs w:val="18"/>
               </w:rPr>
-              <w:t xml:space="preserve">NEW — Scheduled-job check</w:t>
+              <w:t xml:space="preserve">Scheduled-job check</w:t>
             </w:r>
           </w:p>
         </w:tc>
@@ -1664,7 +1435,7 @@
                 <w:sz w:val="18"/>
                 <w:szCs w:val="18"/>
               </w:rPr>
-              <w:t xml:space="preserve">Confirm whether the three unwired endpoints above need a trigger or are redundant.</w:t>
+              <w:t xml:space="preserve">Confirm whether the three endpoints described above need a scheduled trigger or are redundant.</w:t>
             </w:r>
           </w:p>
         </w:tc>
@@ -1759,7 +1530,7 @@
                 <w:sz w:val="18"/>
                 <w:szCs w:val="18"/>
               </w:rPr>
-              <w:t xml:space="preserve">Unchanged. Still the only thing holding the signer-name fix, which ships the same day we hear back.</w:t>
+              <w:t xml:space="preserve">Run the controlled second-signature test on Round 10, which is deliberately left at 1 of 2 signatures, then confirm it is done. This is the only thing holding the signer-name fix — the roster currently shows “Signer #21” instead of names. The fix is written and ships the same day we hear back.</w:t>
             </w:r>
           </w:p>
         </w:tc>
@@ -1854,7 +1625,7 @@
                 <w:sz w:val="18"/>
                 <w:szCs w:val="18"/>
               </w:rPr>
-              <w:t xml:space="preserve">Unchanged. The new walkthrough guide is intended to make this quicker — it gives a scripted path through the 84-case pack.</w:t>
+              <w:t xml:space="preserve">Work through the 84-case pack at proximate.kuja.org, using the new walkthrough guide for a scripted path through it. Sign-off is the gate for the next design phase, so screens stay stable until it lands.</w:t>
             </w:r>
           </w:p>
         </w:tc>
@@ -1949,7 +1720,7 @@
                 <w:sz w:val="18"/>
                 <w:szCs w:val="18"/>
               </w:rPr>
-              <w:t xml:space="preserve">Unchanged. Separate from the Arabic partner guide item above.</w:t>
+              <w:t xml:space="preserve">All four languages carry full translations of the console (~550 strings each), machine-authored to a fixed glossary. A native speaker should read each through before we advertise those languages to partners or donors. Arabic and English need nothing — both were human-set. This is separate from the Arabic partner guide item above.</w:t>
             </w:r>
           </w:p>
         </w:tc>
@@ -2044,7 +1815,7 @@
                 <w:sz w:val="18"/>
                 <w:szCs w:val="18"/>
               </w:rPr>
-              <w:t xml:space="preserve">Unchanged action — see the correction above regarding the reason.</w:t>
+              <w:t xml:space="preserve">Delete the dead proximate.adesoafrica.org entry under the web service’s domains. It has no DNS behind it and does nothing; cosmetic only. Removing a domain has to be done in the Railway dashboard — adding one can be done from the command line, but removal cannot.</w:t>
             </w:r>
           </w:p>
         </w:tc>
@@ -2139,7 +1910,7 @@
                 <w:sz w:val="18"/>
                 <w:szCs w:val="18"/>
               </w:rPr>
-              <w:t xml:space="preserve">Unchanged.</w:t>
+              <w:t xml:space="preserve">The six utility templates (English and Arabic) are still pending Meta approval. Once approved we wire the sends — no action from the team beyond forwarding the approval email when it lands.</w:t>
             </w:r>
           </w:p>
         </w:tc>
@@ -2234,7 +2005,7 @@
                 <w:sz w:val="18"/>
                 <w:szCs w:val="18"/>
               </w:rPr>
-              <w:t xml:space="preserve">Unchanged.</w:t>
+              <w:t xml:space="preserve">The temporary donor password issued to QCF should be rotated by them on next login. Chase if they have not logged in by end of week.</w:t>
             </w:r>
           </w:p>
         </w:tc>
@@ -2329,7 +2100,7 @@
                 <w:sz w:val="18"/>
                 <w:szCs w:val="18"/>
               </w:rPr>
-              <w:t xml:space="preserve">Unchanged — observer walkthrough, mobile smoke on a real device, integration smoke.</w:t>
+              <w:t xml:space="preserve">Read-only observer walkthrough (needs the credentials Idiris holds), mobile smoke on a real device, and the integration smoke round out their plan.</w:t>
             </w:r>
           </w:p>
         </w:tc>
@@ -2424,7 +2195,7 @@
                 <w:sz w:val="18"/>
                 <w:szCs w:val="18"/>
               </w:rPr>
-              <w:t xml:space="preserve">Unchanged. Note the demo-seeding change above means these fixtures will now stay deleted once removed.</w:t>
+              <w:t xml:space="preserve">After sign-off: delete the UAT-prefixed fixtures (rounds 11–12, partner 87, disbursements 28–29, intervention 7, grievances 12–13, plus the original UAT round and partner set), disable the shared uat.donor account, and decide whether the OB “hide test data” toggle defaults on. With demo seeding now switched off, these fixtures will stay deleted once removed.</w:t>
             </w:r>
           </w:p>
         </w:tc>
@@ -2515,7 +2286,7 @@
           <w:sz w:val="21"/>
           <w:szCs w:val="21"/>
         </w:rPr>
-        <w:t xml:space="preserve">Unchanged from the last update. The next build wave is specced and sequenced: the donor dashboard redesign, the OB dashboard KPI row and severity-grouped inbox, the report-review split layout, the safeguarding media checklist, and confirmation dialogs on all money actions. These restructure the exact screens the test pack is keyed to, so they wait for sign-off — and start the day it lands.</w:t>
+        <w:t xml:space="preserve">The next build wave is specced and sequenced: the donor dashboard redesign (funding-renewal view with money-flow and impact), the OB dashboard KPI row and severity-grouped inbox, the report-review split layout, the safeguarding media checklist, and confirmation dialogs on all money actions. These restructure the exact screens the test pack is keyed to, so they wait for sign-off — and start the day it lands.</w:t>
       </w:r>
     </w:p>
     <w:p>
